--- a/apps/flows/static/templates/internship_contract_ru.docx
+++ b/apps/flows/static/templates/internship_contract_ru.docx
@@ -73,7 +73,7 @@
         <w:ind w:left="-850" w:firstLine="0"/>
         <w:jc w:val="center"/>
         <w:rPr>
-          <w:rFonts w:ascii="Helvetica Neue" w:cs="Helvetica Neue" w:eastAsia="Helvetica Neue" w:hAnsi="Helvetica Neue"/>
+          <w:rFonts w:ascii="Arial" w:cs="Arial" w:eastAsia="Arial" w:hAnsi="Arial"/>
           <w:b w:val="1"/>
           <w:highlight w:val="yellow"/>
         </w:rPr>
@@ -95,7 +95,7 @@
         <w:ind w:left="-850" w:firstLine="0"/>
         <w:jc w:val="center"/>
         <w:rPr>
-          <w:rFonts w:ascii="Helvetica Neue" w:cs="Helvetica Neue" w:eastAsia="Helvetica Neue" w:hAnsi="Helvetica Neue"/>
+          <w:rFonts w:ascii="Arial" w:cs="Arial" w:eastAsia="Arial" w:hAnsi="Arial"/>
           <w:b w:val="1"/>
         </w:rPr>
       </w:pPr>
@@ -140,7 +140,7 @@
         <w:spacing w:after="0" w:line="240" w:lineRule="auto"/>
         <w:ind w:left="-850" w:firstLine="0"/>
         <w:rPr>
-          <w:rFonts w:ascii="Helvetica Neue" w:cs="Helvetica Neue" w:eastAsia="Helvetica Neue" w:hAnsi="Helvetica Neue"/>
+          <w:rFonts w:ascii="Arial" w:cs="Arial" w:eastAsia="Arial" w:hAnsi="Arial"/>
           <w:sz w:val="24"/>
           <w:szCs w:val="24"/>
         </w:rPr>
@@ -162,7 +162,7 @@
         <w:ind w:left="-850" w:firstLine="0"/>
         <w:jc w:val="center"/>
         <w:rPr>
-          <w:rFonts w:ascii="Helvetica Neue" w:cs="Helvetica Neue" w:eastAsia="Helvetica Neue" w:hAnsi="Helvetica Neue"/>
+          <w:rFonts w:ascii="Arial" w:cs="Arial" w:eastAsia="Arial" w:hAnsi="Arial"/>
           <w:sz w:val="24"/>
           <w:szCs w:val="24"/>
         </w:rPr>
@@ -186,34 +186,34 @@
         <w:ind w:left="-850" w:firstLine="0"/>
         <w:jc w:val="both"/>
         <w:rPr>
-          <w:rFonts w:ascii="Helvetica Neue" w:cs="Helvetica Neue" w:eastAsia="Helvetica Neue" w:hAnsi="Helvetica Neue"/>
-          <w:sz w:val="24"/>
-          <w:szCs w:val="24"/>
-        </w:rPr>
-      </w:pPr>
-      <w:r>
-        <w:t xml:space="preserve">,  именуемая в дальнейшем «Исполнитель», и {{ intern_full_name }}, именуемая/ый в дальнейшем «Стажер», вместе именуемые «Стороны», заключили настоящий Договор о нижеследующем: </w:t>
-      </w:r>
-    </w:p>
-    <w:p>
-      <w:pPr>
-        <w:pBdr>
-          <w:top w:space="0" w:sz="0" w:val="nil"/>
-          <w:left w:space="0" w:sz="0" w:val="nil"/>
-          <w:bottom w:space="0" w:sz="0" w:val="nil"/>
-          <w:right w:space="0" w:sz="0" w:val="nil"/>
-          <w:between w:space="0" w:sz="0" w:val="nil"/>
-        </w:pBdr>
-        <w:spacing w:after="0" w:line="240" w:lineRule="auto"/>
-        <w:rPr>
-          <w:rFonts w:ascii="Helvetica Neue" w:cs="Helvetica Neue" w:eastAsia="Helvetica Neue" w:hAnsi="Helvetica Neue"/>
-          <w:sz w:val="24"/>
-          <w:szCs w:val="24"/>
-        </w:rPr>
-      </w:pPr>
-      <w:r>
-        <w:rPr>
-          <w:rFonts w:ascii="Helvetica Neue" w:cs="Helvetica Neue" w:eastAsia="Helvetica Neue" w:hAnsi="Helvetica Neue"/>
+          <w:rFonts w:ascii="Arial" w:cs="Arial" w:eastAsia="Arial" w:hAnsi="Arial"/>
+          <w:sz w:val="24"/>
+          <w:szCs w:val="24"/>
+        </w:rPr>
+      </w:pPr>
+      <w:r>
+        <w:t xml:space="preserve">Индивидуальный Предприниматель Манвельян Эмилия Сейрановна, в лице Манвельян Эмилии Сейрановны, действующая на основании Свидетельства о государственной регистрации физического лица в качестве индивидуального предпринимателя ОГРНИП №315774600362456 от 28.10.2015 г.,  именуемая в дальнейшем «Исполнитель», и {{ intern_full_name }}, именуемая/ый в дальнейшем «Стажер», вместе именуемые «Стороны», заключили настоящий Договор о нижеследующем: </w:t>
+      </w:r>
+    </w:p>
+    <w:p>
+      <w:pPr>
+        <w:pBdr>
+          <w:top w:space="0" w:sz="0" w:val="nil"/>
+          <w:left w:space="0" w:sz="0" w:val="nil"/>
+          <w:bottom w:space="0" w:sz="0" w:val="nil"/>
+          <w:right w:space="0" w:sz="0" w:val="nil"/>
+          <w:between w:space="0" w:sz="0" w:val="nil"/>
+        </w:pBdr>
+        <w:spacing w:after="0" w:line="240" w:lineRule="auto"/>
+        <w:rPr>
+          <w:rFonts w:ascii="Arial" w:cs="Arial" w:eastAsia="Arial" w:hAnsi="Arial"/>
+          <w:sz w:val="24"/>
+          <w:szCs w:val="24"/>
+        </w:rPr>
+      </w:pPr>
+      <w:r>
+        <w:rPr>
+          <w:rFonts w:ascii="Arial" w:cs="Arial" w:eastAsia="Arial" w:hAnsi="Arial"/>
           <w:sz w:val="24"/>
           <w:szCs w:val="24"/>
           <w:rtl w:val="0"/>
@@ -234,7 +234,7 @@
         <w:ind w:left="-992" w:firstLine="0"/>
         <w:jc w:val="center"/>
         <w:rPr>
-          <w:rFonts w:ascii="Helvetica Neue" w:cs="Helvetica Neue" w:eastAsia="Helvetica Neue" w:hAnsi="Helvetica Neue"/>
+          <w:rFonts w:ascii="Arial" w:cs="Arial" w:eastAsia="Arial" w:hAnsi="Arial"/>
           <w:b w:val="1"/>
           <w:sz w:val="24"/>
           <w:szCs w:val="24"/>
@@ -242,7 +242,7 @@
       </w:pPr>
       <w:r>
         <w:rPr>
-          <w:rFonts w:ascii="Helvetica Neue" w:cs="Helvetica Neue" w:eastAsia="Helvetica Neue" w:hAnsi="Helvetica Neue"/>
+          <w:rFonts w:ascii="Arial" w:cs="Arial" w:eastAsia="Arial" w:hAnsi="Arial"/>
           <w:b w:val="1"/>
           <w:sz w:val="24"/>
           <w:szCs w:val="24"/>
@@ -264,7 +264,7 @@
         <w:ind w:left="-992" w:firstLine="0"/>
         <w:jc w:val="both"/>
         <w:rPr>
-          <w:rFonts w:ascii="Helvetica Neue" w:cs="Helvetica Neue" w:eastAsia="Helvetica Neue" w:hAnsi="Helvetica Neue"/>
+          <w:rFonts w:ascii="Arial" w:cs="Arial" w:eastAsia="Arial" w:hAnsi="Arial"/>
           <w:sz w:val="24"/>
           <w:szCs w:val="24"/>
         </w:rPr>
@@ -286,14 +286,14 @@
         <w:ind w:left="-992" w:firstLine="0"/>
         <w:jc w:val="both"/>
         <w:rPr>
-          <w:rFonts w:ascii="Helvetica Neue" w:cs="Helvetica Neue" w:eastAsia="Helvetica Neue" w:hAnsi="Helvetica Neue"/>
-          <w:sz w:val="24"/>
-          <w:szCs w:val="24"/>
-        </w:rPr>
-      </w:pPr>
-      <w:r>
-        <w:rPr>
-          <w:rFonts w:ascii="Helvetica Neue" w:cs="Helvetica Neue" w:eastAsia="Helvetica Neue" w:hAnsi="Helvetica Neue"/>
+          <w:rFonts w:ascii="Arial" w:cs="Arial" w:eastAsia="Arial" w:hAnsi="Arial"/>
+          <w:sz w:val="24"/>
+          <w:szCs w:val="24"/>
+        </w:rPr>
+      </w:pPr>
+      <w:r>
+        <w:rPr>
+          <w:rFonts w:ascii="Arial" w:cs="Arial" w:eastAsia="Arial" w:hAnsi="Arial"/>
           <w:sz w:val="24"/>
           <w:szCs w:val="24"/>
           <w:rtl w:val="0"/>
@@ -314,7 +314,7 @@
         <w:ind w:left="-992" w:firstLine="0"/>
         <w:jc w:val="both"/>
         <w:rPr>
-          <w:rFonts w:ascii="Helvetica Neue" w:cs="Helvetica Neue" w:eastAsia="Helvetica Neue" w:hAnsi="Helvetica Neue"/>
+          <w:rFonts w:ascii="Arial" w:cs="Arial" w:eastAsia="Arial" w:hAnsi="Arial"/>
           <w:sz w:val="24"/>
           <w:szCs w:val="24"/>
         </w:rPr>
@@ -336,7 +336,7 @@
         <w:ind w:left="-992" w:firstLine="0"/>
         <w:jc w:val="both"/>
         <w:rPr>
-          <w:rFonts w:ascii="Helvetica Neue" w:cs="Helvetica Neue" w:eastAsia="Helvetica Neue" w:hAnsi="Helvetica Neue"/>
+          <w:rFonts w:ascii="Arial" w:cs="Arial" w:eastAsia="Arial" w:hAnsi="Arial"/>
           <w:sz w:val="24"/>
           <w:szCs w:val="24"/>
         </w:rPr>
@@ -360,7 +360,7 @@
         <w:ind w:left="-992" w:firstLine="0"/>
         <w:jc w:val="center"/>
         <w:rPr>
-          <w:rFonts w:ascii="Helvetica Neue" w:cs="Helvetica Neue" w:eastAsia="Helvetica Neue" w:hAnsi="Helvetica Neue"/>
+          <w:rFonts w:ascii="Arial" w:cs="Arial" w:eastAsia="Arial" w:hAnsi="Arial"/>
           <w:b w:val="1"/>
           <w:sz w:val="24"/>
           <w:szCs w:val="24"/>
@@ -368,7 +368,7 @@
       </w:pPr>
       <w:r>
         <w:rPr>
-          <w:rFonts w:ascii="Helvetica Neue" w:cs="Helvetica Neue" w:eastAsia="Helvetica Neue" w:hAnsi="Helvetica Neue"/>
+          <w:rFonts w:ascii="Arial" w:cs="Arial" w:eastAsia="Arial" w:hAnsi="Arial"/>
           <w:b w:val="1"/>
           <w:sz w:val="24"/>
           <w:szCs w:val="24"/>
@@ -390,7 +390,7 @@
         <w:ind w:left="-992" w:firstLine="0"/>
         <w:jc w:val="center"/>
         <w:rPr>
-          <w:rFonts w:ascii="Helvetica Neue" w:cs="Helvetica Neue" w:eastAsia="Helvetica Neue" w:hAnsi="Helvetica Neue"/>
+          <w:rFonts w:ascii="Arial" w:cs="Arial" w:eastAsia="Arial" w:hAnsi="Arial"/>
           <w:b w:val="1"/>
           <w:sz w:val="24"/>
           <w:szCs w:val="24"/>
@@ -414,7 +414,7 @@
         <w:spacing w:after="0" w:line="240" w:lineRule="auto"/>
         <w:ind w:left="-992" w:firstLine="0"/>
         <w:rPr>
-          <w:rFonts w:ascii="Helvetica Neue" w:cs="Helvetica Neue" w:eastAsia="Helvetica Neue" w:hAnsi="Helvetica Neue"/>
+          <w:rFonts w:ascii="Arial" w:cs="Arial" w:eastAsia="Arial" w:hAnsi="Arial"/>
           <w:b w:val="1"/>
           <w:sz w:val="24"/>
           <w:szCs w:val="24"/>
@@ -422,7 +422,7 @@
       </w:pPr>
       <w:r>
         <w:rPr>
-          <w:rFonts w:ascii="Helvetica Neue" w:cs="Helvetica Neue" w:eastAsia="Helvetica Neue" w:hAnsi="Helvetica Neue"/>
+          <w:rFonts w:ascii="Arial" w:cs="Arial" w:eastAsia="Arial" w:hAnsi="Arial"/>
           <w:b w:val="1"/>
           <w:sz w:val="24"/>
           <w:szCs w:val="24"/>
@@ -444,14 +444,14 @@
         <w:ind w:left="-992" w:firstLine="0"/>
         <w:jc w:val="both"/>
         <w:rPr>
-          <w:rFonts w:ascii="Helvetica Neue" w:cs="Helvetica Neue" w:eastAsia="Helvetica Neue" w:hAnsi="Helvetica Neue"/>
-          <w:sz w:val="24"/>
-          <w:szCs w:val="24"/>
-        </w:rPr>
-      </w:pPr>
-      <w:r>
-        <w:rPr>
-          <w:rFonts w:ascii="Helvetica Neue" w:cs="Helvetica Neue" w:eastAsia="Helvetica Neue" w:hAnsi="Helvetica Neue"/>
+          <w:rFonts w:ascii="Arial" w:cs="Arial" w:eastAsia="Arial" w:hAnsi="Arial"/>
+          <w:sz w:val="24"/>
+          <w:szCs w:val="24"/>
+        </w:rPr>
+      </w:pPr>
+      <w:r>
+        <w:rPr>
+          <w:rFonts w:ascii="Arial" w:cs="Arial" w:eastAsia="Arial" w:hAnsi="Arial"/>
           <w:sz w:val="24"/>
           <w:szCs w:val="24"/>
           <w:rtl w:val="0"/>
@@ -472,14 +472,14 @@
         <w:ind w:left="-992" w:firstLine="0"/>
         <w:jc w:val="both"/>
         <w:rPr>
-          <w:rFonts w:ascii="Helvetica Neue" w:cs="Helvetica Neue" w:eastAsia="Helvetica Neue" w:hAnsi="Helvetica Neue"/>
-          <w:sz w:val="24"/>
-          <w:szCs w:val="24"/>
-        </w:rPr>
-      </w:pPr>
-      <w:r>
-        <w:rPr>
-          <w:rFonts w:ascii="Helvetica Neue" w:cs="Helvetica Neue" w:eastAsia="Helvetica Neue" w:hAnsi="Helvetica Neue"/>
+          <w:rFonts w:ascii="Arial" w:cs="Arial" w:eastAsia="Arial" w:hAnsi="Arial"/>
+          <w:sz w:val="24"/>
+          <w:szCs w:val="24"/>
+        </w:rPr>
+      </w:pPr>
+      <w:r>
+        <w:rPr>
+          <w:rFonts w:ascii="Arial" w:cs="Arial" w:eastAsia="Arial" w:hAnsi="Arial"/>
           <w:sz w:val="24"/>
           <w:szCs w:val="24"/>
           <w:rtl w:val="0"/>
@@ -500,14 +500,14 @@
         <w:ind w:left="-992" w:firstLine="0"/>
         <w:jc w:val="both"/>
         <w:rPr>
-          <w:rFonts w:ascii="Helvetica Neue" w:cs="Helvetica Neue" w:eastAsia="Helvetica Neue" w:hAnsi="Helvetica Neue"/>
-          <w:sz w:val="24"/>
-          <w:szCs w:val="24"/>
-        </w:rPr>
-      </w:pPr>
-      <w:r>
-        <w:rPr>
-          <w:rFonts w:ascii="Helvetica Neue" w:cs="Helvetica Neue" w:eastAsia="Helvetica Neue" w:hAnsi="Helvetica Neue"/>
+          <w:rFonts w:ascii="Arial" w:cs="Arial" w:eastAsia="Arial" w:hAnsi="Arial"/>
+          <w:sz w:val="24"/>
+          <w:szCs w:val="24"/>
+        </w:rPr>
+      </w:pPr>
+      <w:r>
+        <w:rPr>
+          <w:rFonts w:ascii="Arial" w:cs="Arial" w:eastAsia="Arial" w:hAnsi="Arial"/>
           <w:sz w:val="24"/>
           <w:szCs w:val="24"/>
           <w:rtl w:val="0"/>
@@ -527,7 +527,7 @@
         <w:spacing w:after="0" w:line="240" w:lineRule="auto"/>
         <w:ind w:left="-992" w:firstLine="0"/>
         <w:rPr>
-          <w:rFonts w:ascii="Helvetica Neue" w:cs="Helvetica Neue" w:eastAsia="Helvetica Neue" w:hAnsi="Helvetica Neue"/>
+          <w:rFonts w:ascii="Arial" w:cs="Arial" w:eastAsia="Arial" w:hAnsi="Arial"/>
           <w:b w:val="1"/>
           <w:sz w:val="24"/>
           <w:szCs w:val="24"/>
@@ -535,7 +535,7 @@
       </w:pPr>
       <w:r>
         <w:rPr>
-          <w:rFonts w:ascii="Helvetica Neue" w:cs="Helvetica Neue" w:eastAsia="Helvetica Neue" w:hAnsi="Helvetica Neue"/>
+          <w:rFonts w:ascii="Arial" w:cs="Arial" w:eastAsia="Arial" w:hAnsi="Arial"/>
           <w:b w:val="1"/>
           <w:sz w:val="24"/>
           <w:szCs w:val="24"/>
@@ -557,14 +557,14 @@
         <w:ind w:left="-992" w:firstLine="0"/>
         <w:jc w:val="both"/>
         <w:rPr>
-          <w:rFonts w:ascii="Helvetica Neue" w:cs="Helvetica Neue" w:eastAsia="Helvetica Neue" w:hAnsi="Helvetica Neue"/>
-          <w:sz w:val="24"/>
-          <w:szCs w:val="24"/>
-        </w:rPr>
-      </w:pPr>
-      <w:r>
-        <w:rPr>
-          <w:rFonts w:ascii="Helvetica Neue" w:cs="Helvetica Neue" w:eastAsia="Helvetica Neue" w:hAnsi="Helvetica Neue"/>
+          <w:rFonts w:ascii="Arial" w:cs="Arial" w:eastAsia="Arial" w:hAnsi="Arial"/>
+          <w:sz w:val="24"/>
+          <w:szCs w:val="24"/>
+        </w:rPr>
+      </w:pPr>
+      <w:r>
+        <w:rPr>
+          <w:rFonts w:ascii="Arial" w:cs="Arial" w:eastAsia="Arial" w:hAnsi="Arial"/>
           <w:sz w:val="24"/>
           <w:szCs w:val="24"/>
           <w:rtl w:val="0"/>
@@ -585,14 +585,14 @@
         <w:ind w:left="-992" w:firstLine="0"/>
         <w:jc w:val="both"/>
         <w:rPr>
-          <w:rFonts w:ascii="Helvetica Neue" w:cs="Helvetica Neue" w:eastAsia="Helvetica Neue" w:hAnsi="Helvetica Neue"/>
-          <w:sz w:val="24"/>
-          <w:szCs w:val="24"/>
-        </w:rPr>
-      </w:pPr>
-      <w:r>
-        <w:rPr>
-          <w:rFonts w:ascii="Helvetica Neue" w:cs="Helvetica Neue" w:eastAsia="Helvetica Neue" w:hAnsi="Helvetica Neue"/>
+          <w:rFonts w:ascii="Arial" w:cs="Arial" w:eastAsia="Arial" w:hAnsi="Arial"/>
+          <w:sz w:val="24"/>
+          <w:szCs w:val="24"/>
+        </w:rPr>
+      </w:pPr>
+      <w:r>
+        <w:rPr>
+          <w:rFonts w:ascii="Arial" w:cs="Arial" w:eastAsia="Arial" w:hAnsi="Arial"/>
           <w:sz w:val="24"/>
           <w:szCs w:val="24"/>
           <w:rtl w:val="0"/>
@@ -613,14 +613,14 @@
         <w:ind w:left="-992" w:firstLine="0"/>
         <w:jc w:val="both"/>
         <w:rPr>
-          <w:rFonts w:ascii="Helvetica Neue" w:cs="Helvetica Neue" w:eastAsia="Helvetica Neue" w:hAnsi="Helvetica Neue"/>
-          <w:sz w:val="24"/>
-          <w:szCs w:val="24"/>
-        </w:rPr>
-      </w:pPr>
-      <w:r>
-        <w:rPr>
-          <w:rFonts w:ascii="Helvetica Neue" w:cs="Helvetica Neue" w:eastAsia="Helvetica Neue" w:hAnsi="Helvetica Neue"/>
+          <w:rFonts w:ascii="Arial" w:cs="Arial" w:eastAsia="Arial" w:hAnsi="Arial"/>
+          <w:sz w:val="24"/>
+          <w:szCs w:val="24"/>
+        </w:rPr>
+      </w:pPr>
+      <w:r>
+        <w:rPr>
+          <w:rFonts w:ascii="Arial" w:cs="Arial" w:eastAsia="Arial" w:hAnsi="Arial"/>
           <w:sz w:val="24"/>
           <w:szCs w:val="24"/>
           <w:rtl w:val="0"/>
@@ -641,14 +641,14 @@
         <w:ind w:left="-992" w:firstLine="0"/>
         <w:jc w:val="both"/>
         <w:rPr>
-          <w:rFonts w:ascii="Helvetica Neue" w:cs="Helvetica Neue" w:eastAsia="Helvetica Neue" w:hAnsi="Helvetica Neue"/>
-          <w:sz w:val="24"/>
-          <w:szCs w:val="24"/>
-        </w:rPr>
-      </w:pPr>
-      <w:r>
-        <w:rPr>
-          <w:rFonts w:ascii="Helvetica Neue" w:cs="Helvetica Neue" w:eastAsia="Helvetica Neue" w:hAnsi="Helvetica Neue"/>
+          <w:rFonts w:ascii="Arial" w:cs="Arial" w:eastAsia="Arial" w:hAnsi="Arial"/>
+          <w:sz w:val="24"/>
+          <w:szCs w:val="24"/>
+        </w:rPr>
+      </w:pPr>
+      <w:r>
+        <w:rPr>
+          <w:rFonts w:ascii="Arial" w:cs="Arial" w:eastAsia="Arial" w:hAnsi="Arial"/>
           <w:sz w:val="24"/>
           <w:szCs w:val="24"/>
           <w:rtl w:val="0"/>
@@ -669,7 +669,7 @@
         <w:ind w:left="-992" w:firstLine="0"/>
         <w:jc w:val="both"/>
         <w:rPr>
-          <w:rFonts w:ascii="Helvetica Neue" w:cs="Helvetica Neue" w:eastAsia="Helvetica Neue" w:hAnsi="Helvetica Neue"/>
+          <w:rFonts w:ascii="Arial" w:cs="Arial" w:eastAsia="Arial" w:hAnsi="Arial"/>
           <w:sz w:val="24"/>
           <w:szCs w:val="24"/>
         </w:rPr>
@@ -691,14 +691,14 @@
         <w:ind w:left="-992" w:firstLine="0"/>
         <w:jc w:val="both"/>
         <w:rPr>
-          <w:rFonts w:ascii="Helvetica Neue" w:cs="Helvetica Neue" w:eastAsia="Helvetica Neue" w:hAnsi="Helvetica Neue"/>
-          <w:sz w:val="24"/>
-          <w:szCs w:val="24"/>
-        </w:rPr>
-      </w:pPr>
-      <w:r>
-        <w:rPr>
-          <w:rFonts w:ascii="Helvetica Neue" w:cs="Helvetica Neue" w:eastAsia="Helvetica Neue" w:hAnsi="Helvetica Neue"/>
+          <w:rFonts w:ascii="Arial" w:cs="Arial" w:eastAsia="Arial" w:hAnsi="Arial"/>
+          <w:sz w:val="24"/>
+          <w:szCs w:val="24"/>
+        </w:rPr>
+      </w:pPr>
+      <w:r>
+        <w:rPr>
+          <w:rFonts w:ascii="Arial" w:cs="Arial" w:eastAsia="Arial" w:hAnsi="Arial"/>
           <w:sz w:val="24"/>
           <w:szCs w:val="24"/>
           <w:rtl w:val="0"/>
@@ -719,24 +719,24 @@
         <w:ind w:left="-992" w:firstLine="0"/>
         <w:jc w:val="both"/>
         <w:rPr>
-          <w:rFonts w:ascii="Helvetica Neue" w:cs="Helvetica Neue" w:eastAsia="Helvetica Neue" w:hAnsi="Helvetica Neue"/>
-          <w:sz w:val="24"/>
-          <w:szCs w:val="24"/>
-        </w:rPr>
-      </w:pPr>
-      <w:r>
-        <w:rPr>
-          <w:rtl w:val="0"/>
-        </w:rPr>
-      </w:r>
-    </w:p>
-    <w:p>
-      <w:pPr>
-        <w:spacing w:after="0" w:line="240" w:lineRule="auto"/>
-        <w:ind w:left="-992" w:firstLine="0"/>
-        <w:jc w:val="both"/>
-        <w:rPr>
-          <w:rFonts w:ascii="Helvetica Neue" w:cs="Helvetica Neue" w:eastAsia="Helvetica Neue" w:hAnsi="Helvetica Neue"/>
+          <w:rFonts w:ascii="Arial" w:cs="Arial" w:eastAsia="Arial" w:hAnsi="Arial"/>
+          <w:sz w:val="24"/>
+          <w:szCs w:val="24"/>
+        </w:rPr>
+      </w:pPr>
+      <w:r>
+        <w:rPr>
+          <w:rtl w:val="0"/>
+        </w:rPr>
+      </w:r>
+    </w:p>
+    <w:p>
+      <w:pPr>
+        <w:spacing w:after="0" w:line="240" w:lineRule="auto"/>
+        <w:ind w:left="-992" w:firstLine="0"/>
+        <w:jc w:val="both"/>
+        <w:rPr>
+          <w:rFonts w:ascii="Arial" w:cs="Arial" w:eastAsia="Arial" w:hAnsi="Arial"/>
           <w:b w:val="1"/>
           <w:sz w:val="24"/>
           <w:szCs w:val="24"/>
@@ -744,7 +744,7 @@
       </w:pPr>
       <w:r>
         <w:rPr>
-          <w:rFonts w:ascii="Helvetica Neue" w:cs="Helvetica Neue" w:eastAsia="Helvetica Neue" w:hAnsi="Helvetica Neue"/>
+          <w:rFonts w:ascii="Arial" w:cs="Arial" w:eastAsia="Arial" w:hAnsi="Arial"/>
           <w:b w:val="1"/>
           <w:sz w:val="24"/>
           <w:szCs w:val="24"/>
@@ -759,7 +759,7 @@
         <w:ind w:left="-992" w:firstLine="0"/>
         <w:jc w:val="both"/>
         <w:rPr>
-          <w:rFonts w:ascii="Helvetica Neue" w:cs="Helvetica Neue" w:eastAsia="Helvetica Neue" w:hAnsi="Helvetica Neue"/>
+          <w:rFonts w:ascii="Arial" w:cs="Arial" w:eastAsia="Arial" w:hAnsi="Arial"/>
           <w:sz w:val="24"/>
           <w:szCs w:val="24"/>
           <w:highlight w:val="yellow"/>
@@ -775,7 +775,7 @@
         <w:ind w:left="-992" w:firstLine="0"/>
         <w:jc w:val="both"/>
         <w:rPr>
-          <w:rFonts w:ascii="Helvetica Neue" w:cs="Helvetica Neue" w:eastAsia="Helvetica Neue" w:hAnsi="Helvetica Neue"/>
+          <w:rFonts w:ascii="Arial" w:cs="Arial" w:eastAsia="Arial" w:hAnsi="Arial"/>
           <w:sz w:val="24"/>
           <w:szCs w:val="24"/>
           <w:highlight w:val="yellow"/>
@@ -791,7 +791,7 @@
         <w:ind w:left="-992" w:firstLine="0"/>
         <w:jc w:val="both"/>
         <w:rPr>
-          <w:rFonts w:ascii="Helvetica Neue" w:cs="Helvetica Neue" w:eastAsia="Helvetica Neue" w:hAnsi="Helvetica Neue"/>
+          <w:rFonts w:ascii="Arial" w:cs="Arial" w:eastAsia="Arial" w:hAnsi="Arial"/>
           <w:sz w:val="24"/>
           <w:szCs w:val="24"/>
           <w:highlight w:val="yellow"/>
@@ -807,7 +807,7 @@
         <w:ind w:left="-992" w:firstLine="0"/>
         <w:jc w:val="both"/>
         <w:rPr>
-          <w:rFonts w:ascii="Helvetica Neue" w:cs="Helvetica Neue" w:eastAsia="Helvetica Neue" w:hAnsi="Helvetica Neue"/>
+          <w:rFonts w:ascii="Arial" w:cs="Arial" w:eastAsia="Arial" w:hAnsi="Arial"/>
           <w:b w:val="1"/>
           <w:sz w:val="24"/>
           <w:szCs w:val="24"/>
@@ -829,7 +829,7 @@
         <w:ind w:left="-992" w:firstLine="0"/>
         <w:jc w:val="both"/>
         <w:rPr>
-          <w:rFonts w:ascii="Helvetica Neue" w:cs="Helvetica Neue" w:eastAsia="Helvetica Neue" w:hAnsi="Helvetica Neue"/>
+          <w:rFonts w:ascii="Arial" w:cs="Arial" w:eastAsia="Arial" w:hAnsi="Arial"/>
           <w:b w:val="1"/>
           <w:sz w:val="24"/>
           <w:szCs w:val="24"/>
@@ -837,7 +837,7 @@
       </w:pPr>
       <w:r>
         <w:rPr>
-          <w:rFonts w:ascii="Helvetica Neue" w:cs="Helvetica Neue" w:eastAsia="Helvetica Neue" w:hAnsi="Helvetica Neue"/>
+          <w:rFonts w:ascii="Arial" w:cs="Arial" w:eastAsia="Arial" w:hAnsi="Arial"/>
           <w:b w:val="1"/>
           <w:sz w:val="24"/>
           <w:szCs w:val="24"/>
@@ -859,14 +859,14 @@
         <w:ind w:left="-992" w:firstLine="0"/>
         <w:jc w:val="both"/>
         <w:rPr>
-          <w:rFonts w:ascii="Helvetica Neue" w:cs="Helvetica Neue" w:eastAsia="Helvetica Neue" w:hAnsi="Helvetica Neue"/>
-          <w:sz w:val="24"/>
-          <w:szCs w:val="24"/>
-        </w:rPr>
-      </w:pPr>
-      <w:r>
-        <w:rPr>
-          <w:rFonts w:ascii="Helvetica Neue" w:cs="Helvetica Neue" w:eastAsia="Helvetica Neue" w:hAnsi="Helvetica Neue"/>
+          <w:rFonts w:ascii="Arial" w:cs="Arial" w:eastAsia="Arial" w:hAnsi="Arial"/>
+          <w:sz w:val="24"/>
+          <w:szCs w:val="24"/>
+        </w:rPr>
+      </w:pPr>
+      <w:r>
+        <w:rPr>
+          <w:rFonts w:ascii="Arial" w:cs="Arial" w:eastAsia="Arial" w:hAnsi="Arial"/>
           <w:sz w:val="24"/>
           <w:szCs w:val="24"/>
           <w:rtl w:val="0"/>
@@ -887,14 +887,14 @@
         <w:ind w:left="-992" w:firstLine="0"/>
         <w:jc w:val="both"/>
         <w:rPr>
-          <w:rFonts w:ascii="Helvetica Neue" w:cs="Helvetica Neue" w:eastAsia="Helvetica Neue" w:hAnsi="Helvetica Neue"/>
-          <w:sz w:val="24"/>
-          <w:szCs w:val="24"/>
-        </w:rPr>
-      </w:pPr>
-      <w:r>
-        <w:rPr>
-          <w:rFonts w:ascii="Helvetica Neue" w:cs="Helvetica Neue" w:eastAsia="Helvetica Neue" w:hAnsi="Helvetica Neue"/>
+          <w:rFonts w:ascii="Arial" w:cs="Arial" w:eastAsia="Arial" w:hAnsi="Arial"/>
+          <w:sz w:val="24"/>
+          <w:szCs w:val="24"/>
+        </w:rPr>
+      </w:pPr>
+      <w:r>
+        <w:rPr>
+          <w:rFonts w:ascii="Arial" w:cs="Arial" w:eastAsia="Arial" w:hAnsi="Arial"/>
           <w:sz w:val="24"/>
           <w:szCs w:val="24"/>
           <w:rtl w:val="0"/>
@@ -915,14 +915,14 @@
         <w:ind w:left="-992" w:firstLine="0"/>
         <w:jc w:val="both"/>
         <w:rPr>
-          <w:rFonts w:ascii="Helvetica Neue" w:cs="Helvetica Neue" w:eastAsia="Helvetica Neue" w:hAnsi="Helvetica Neue"/>
-          <w:sz w:val="24"/>
-          <w:szCs w:val="24"/>
-        </w:rPr>
-      </w:pPr>
-      <w:r>
-        <w:rPr>
-          <w:rFonts w:ascii="Helvetica Neue" w:cs="Helvetica Neue" w:eastAsia="Helvetica Neue" w:hAnsi="Helvetica Neue"/>
+          <w:rFonts w:ascii="Arial" w:cs="Arial" w:eastAsia="Arial" w:hAnsi="Arial"/>
+          <w:sz w:val="24"/>
+          <w:szCs w:val="24"/>
+        </w:rPr>
+      </w:pPr>
+      <w:r>
+        <w:rPr>
+          <w:rFonts w:ascii="Arial" w:cs="Arial" w:eastAsia="Arial" w:hAnsi="Arial"/>
           <w:sz w:val="24"/>
           <w:szCs w:val="24"/>
           <w:rtl w:val="0"/>
@@ -942,7 +942,7 @@
         <w:spacing w:after="0" w:line="240" w:lineRule="auto"/>
         <w:ind w:left="-992" w:firstLine="0"/>
         <w:rPr>
-          <w:rFonts w:ascii="Helvetica Neue" w:cs="Helvetica Neue" w:eastAsia="Helvetica Neue" w:hAnsi="Helvetica Neue"/>
+          <w:rFonts w:ascii="Arial" w:cs="Arial" w:eastAsia="Arial" w:hAnsi="Arial"/>
           <w:b w:val="1"/>
           <w:sz w:val="24"/>
           <w:szCs w:val="24"/>
@@ -950,7 +950,7 @@
       </w:pPr>
       <w:r>
         <w:rPr>
-          <w:rFonts w:ascii="Helvetica Neue" w:cs="Helvetica Neue" w:eastAsia="Helvetica Neue" w:hAnsi="Helvetica Neue"/>
+          <w:rFonts w:ascii="Arial" w:cs="Arial" w:eastAsia="Arial" w:hAnsi="Arial"/>
           <w:b w:val="1"/>
           <w:sz w:val="24"/>
           <w:szCs w:val="24"/>
@@ -976,14 +976,14 @@
         <w:ind w:left="-992" w:firstLine="0"/>
         <w:jc w:val="both"/>
         <w:rPr>
-          <w:rFonts w:ascii="Helvetica Neue" w:cs="Helvetica Neue" w:eastAsia="Helvetica Neue" w:hAnsi="Helvetica Neue"/>
-          <w:sz w:val="24"/>
-          <w:szCs w:val="24"/>
-        </w:rPr>
-      </w:pPr>
-      <w:r>
-        <w:rPr>
-          <w:rFonts w:ascii="Helvetica Neue" w:cs="Helvetica Neue" w:eastAsia="Helvetica Neue" w:hAnsi="Helvetica Neue"/>
+          <w:rFonts w:ascii="Arial" w:cs="Arial" w:eastAsia="Arial" w:hAnsi="Arial"/>
+          <w:sz w:val="24"/>
+          <w:szCs w:val="24"/>
+        </w:rPr>
+      </w:pPr>
+      <w:r>
+        <w:rPr>
+          <w:rFonts w:ascii="Arial" w:cs="Arial" w:eastAsia="Arial" w:hAnsi="Arial"/>
           <w:sz w:val="24"/>
           <w:szCs w:val="24"/>
           <w:rtl w:val="0"/>
@@ -1008,14 +1008,14 @@
         <w:ind w:left="-992" w:firstLine="0"/>
         <w:jc w:val="both"/>
         <w:rPr>
-          <w:rFonts w:ascii="Helvetica Neue" w:cs="Helvetica Neue" w:eastAsia="Helvetica Neue" w:hAnsi="Helvetica Neue"/>
-          <w:sz w:val="24"/>
-          <w:szCs w:val="24"/>
-        </w:rPr>
-      </w:pPr>
-      <w:r>
-        <w:rPr>
-          <w:rFonts w:ascii="Helvetica Neue" w:cs="Helvetica Neue" w:eastAsia="Helvetica Neue" w:hAnsi="Helvetica Neue"/>
+          <w:rFonts w:ascii="Arial" w:cs="Arial" w:eastAsia="Arial" w:hAnsi="Arial"/>
+          <w:sz w:val="24"/>
+          <w:szCs w:val="24"/>
+        </w:rPr>
+      </w:pPr>
+      <w:r>
+        <w:rPr>
+          <w:rFonts w:ascii="Arial" w:cs="Arial" w:eastAsia="Arial" w:hAnsi="Arial"/>
           <w:sz w:val="24"/>
           <w:szCs w:val="24"/>
           <w:rtl w:val="0"/>
@@ -1040,14 +1040,14 @@
         <w:ind w:left="-992" w:firstLine="0"/>
         <w:jc w:val="both"/>
         <w:rPr>
-          <w:rFonts w:ascii="Helvetica Neue" w:cs="Helvetica Neue" w:eastAsia="Helvetica Neue" w:hAnsi="Helvetica Neue"/>
-          <w:sz w:val="24"/>
-          <w:szCs w:val="24"/>
-        </w:rPr>
-      </w:pPr>
-      <w:r>
-        <w:rPr>
-          <w:rFonts w:ascii="Helvetica Neue" w:cs="Helvetica Neue" w:eastAsia="Helvetica Neue" w:hAnsi="Helvetica Neue"/>
+          <w:rFonts w:ascii="Arial" w:cs="Arial" w:eastAsia="Arial" w:hAnsi="Arial"/>
+          <w:sz w:val="24"/>
+          <w:szCs w:val="24"/>
+        </w:rPr>
+      </w:pPr>
+      <w:r>
+        <w:rPr>
+          <w:rFonts w:ascii="Arial" w:cs="Arial" w:eastAsia="Arial" w:hAnsi="Arial"/>
           <w:sz w:val="24"/>
           <w:szCs w:val="24"/>
           <w:rtl w:val="0"/>
@@ -1072,14 +1072,14 @@
         <w:ind w:left="-992" w:firstLine="0"/>
         <w:jc w:val="both"/>
         <w:rPr>
-          <w:rFonts w:ascii="Helvetica Neue" w:cs="Helvetica Neue" w:eastAsia="Helvetica Neue" w:hAnsi="Helvetica Neue"/>
-          <w:sz w:val="24"/>
-          <w:szCs w:val="24"/>
-        </w:rPr>
-      </w:pPr>
-      <w:r>
-        <w:rPr>
-          <w:rFonts w:ascii="Helvetica Neue" w:cs="Helvetica Neue" w:eastAsia="Helvetica Neue" w:hAnsi="Helvetica Neue"/>
+          <w:rFonts w:ascii="Arial" w:cs="Arial" w:eastAsia="Arial" w:hAnsi="Arial"/>
+          <w:sz w:val="24"/>
+          <w:szCs w:val="24"/>
+        </w:rPr>
+      </w:pPr>
+      <w:r>
+        <w:rPr>
+          <w:rFonts w:ascii="Arial" w:cs="Arial" w:eastAsia="Arial" w:hAnsi="Arial"/>
           <w:sz w:val="24"/>
           <w:szCs w:val="24"/>
           <w:rtl w:val="0"/>
@@ -1104,14 +1104,14 @@
         <w:ind w:left="-992" w:firstLine="0"/>
         <w:jc w:val="both"/>
         <w:rPr>
-          <w:rFonts w:ascii="Helvetica Neue" w:cs="Helvetica Neue" w:eastAsia="Helvetica Neue" w:hAnsi="Helvetica Neue"/>
-          <w:sz w:val="24"/>
-          <w:szCs w:val="24"/>
-        </w:rPr>
-      </w:pPr>
-      <w:r>
-        <w:rPr>
-          <w:rFonts w:ascii="Helvetica Neue" w:cs="Helvetica Neue" w:eastAsia="Helvetica Neue" w:hAnsi="Helvetica Neue"/>
+          <w:rFonts w:ascii="Arial" w:cs="Arial" w:eastAsia="Arial" w:hAnsi="Arial"/>
+          <w:sz w:val="24"/>
+          <w:szCs w:val="24"/>
+        </w:rPr>
+      </w:pPr>
+      <w:r>
+        <w:rPr>
+          <w:rFonts w:ascii="Arial" w:cs="Arial" w:eastAsia="Arial" w:hAnsi="Arial"/>
           <w:sz w:val="24"/>
           <w:szCs w:val="24"/>
           <w:rtl w:val="0"/>
@@ -1131,37 +1131,37 @@
         <w:spacing w:after="0" w:line="240" w:lineRule="auto"/>
         <w:ind w:left="-992" w:firstLine="0"/>
         <w:rPr>
-          <w:rFonts w:ascii="Helvetica Neue" w:cs="Helvetica Neue" w:eastAsia="Helvetica Neue" w:hAnsi="Helvetica Neue"/>
-          <w:sz w:val="24"/>
-          <w:szCs w:val="24"/>
-        </w:rPr>
-      </w:pPr>
-      <w:r>
-        <w:rPr>
-          <w:rtl w:val="0"/>
-        </w:rPr>
-      </w:r>
-    </w:p>
-    <w:p>
-      <w:pPr>
-        <w:pBdr>
-          <w:top w:space="0" w:sz="0" w:val="nil"/>
-          <w:left w:space="0" w:sz="0" w:val="nil"/>
-          <w:bottom w:space="0" w:sz="0" w:val="nil"/>
-          <w:right w:space="0" w:sz="0" w:val="nil"/>
-          <w:between w:space="0" w:sz="0" w:val="nil"/>
-        </w:pBdr>
-        <w:spacing w:after="0" w:line="240" w:lineRule="auto"/>
-        <w:ind w:left="-992" w:firstLine="0"/>
-        <w:rPr>
-          <w:rFonts w:ascii="Helvetica Neue" w:cs="Helvetica Neue" w:eastAsia="Helvetica Neue" w:hAnsi="Helvetica Neue"/>
-          <w:sz w:val="24"/>
-          <w:szCs w:val="24"/>
-        </w:rPr>
-      </w:pPr>
-      <w:r>
-        <w:rPr>
-          <w:rFonts w:ascii="Helvetica Neue" w:cs="Helvetica Neue" w:eastAsia="Helvetica Neue" w:hAnsi="Helvetica Neue"/>
+          <w:rFonts w:ascii="Arial" w:cs="Arial" w:eastAsia="Arial" w:hAnsi="Arial"/>
+          <w:sz w:val="24"/>
+          <w:szCs w:val="24"/>
+        </w:rPr>
+      </w:pPr>
+      <w:r>
+        <w:rPr>
+          <w:rtl w:val="0"/>
+        </w:rPr>
+      </w:r>
+    </w:p>
+    <w:p>
+      <w:pPr>
+        <w:pBdr>
+          <w:top w:space="0" w:sz="0" w:val="nil"/>
+          <w:left w:space="0" w:sz="0" w:val="nil"/>
+          <w:bottom w:space="0" w:sz="0" w:val="nil"/>
+          <w:right w:space="0" w:sz="0" w:val="nil"/>
+          <w:between w:space="0" w:sz="0" w:val="nil"/>
+        </w:pBdr>
+        <w:spacing w:after="0" w:line="240" w:lineRule="auto"/>
+        <w:ind w:left="-992" w:firstLine="0"/>
+        <w:rPr>
+          <w:rFonts w:ascii="Arial" w:cs="Arial" w:eastAsia="Arial" w:hAnsi="Arial"/>
+          <w:sz w:val="24"/>
+          <w:szCs w:val="24"/>
+        </w:rPr>
+      </w:pPr>
+      <w:r>
+        <w:rPr>
+          <w:rFonts w:ascii="Arial" w:cs="Arial" w:eastAsia="Arial" w:hAnsi="Arial"/>
           <w:sz w:val="24"/>
           <w:szCs w:val="24"/>
           <w:rtl w:val="0"/>
@@ -1182,7 +1182,7 @@
         <w:ind w:left="-992" w:firstLine="0"/>
         <w:jc w:val="center"/>
         <w:rPr>
-          <w:rFonts w:ascii="Helvetica Neue" w:cs="Helvetica Neue" w:eastAsia="Helvetica Neue" w:hAnsi="Helvetica Neue"/>
+          <w:rFonts w:ascii="Arial" w:cs="Arial" w:eastAsia="Arial" w:hAnsi="Arial"/>
           <w:b w:val="1"/>
           <w:sz w:val="24"/>
           <w:szCs w:val="24"/>
@@ -1190,7 +1190,7 @@
       </w:pPr>
       <w:r>
         <w:rPr>
-          <w:rFonts w:ascii="Helvetica Neue" w:cs="Helvetica Neue" w:eastAsia="Helvetica Neue" w:hAnsi="Helvetica Neue"/>
+          <w:rFonts w:ascii="Arial" w:cs="Arial" w:eastAsia="Arial" w:hAnsi="Arial"/>
           <w:b w:val="1"/>
           <w:sz w:val="24"/>
           <w:szCs w:val="24"/>
@@ -1212,14 +1212,14 @@
         <w:ind w:left="-992" w:firstLine="0"/>
         <w:jc w:val="both"/>
         <w:rPr>
-          <w:rFonts w:ascii="Helvetica Neue" w:cs="Helvetica Neue" w:eastAsia="Helvetica Neue" w:hAnsi="Helvetica Neue"/>
-          <w:sz w:val="24"/>
-          <w:szCs w:val="24"/>
-        </w:rPr>
-      </w:pPr>
-      <w:r>
-        <w:rPr>
-          <w:rFonts w:ascii="Helvetica Neue" w:cs="Helvetica Neue" w:eastAsia="Helvetica Neue" w:hAnsi="Helvetica Neue"/>
+          <w:rFonts w:ascii="Arial" w:cs="Arial" w:eastAsia="Arial" w:hAnsi="Arial"/>
+          <w:sz w:val="24"/>
+          <w:szCs w:val="24"/>
+        </w:rPr>
+      </w:pPr>
+      <w:r>
+        <w:rPr>
+          <w:rFonts w:ascii="Arial" w:cs="Arial" w:eastAsia="Arial" w:hAnsi="Arial"/>
           <w:sz w:val="24"/>
           <w:szCs w:val="24"/>
           <w:rtl w:val="0"/>
@@ -1240,14 +1240,14 @@
         <w:ind w:left="-992" w:firstLine="0"/>
         <w:jc w:val="both"/>
         <w:rPr>
-          <w:rFonts w:ascii="Helvetica Neue" w:cs="Helvetica Neue" w:eastAsia="Helvetica Neue" w:hAnsi="Helvetica Neue"/>
-          <w:sz w:val="24"/>
-          <w:szCs w:val="24"/>
-        </w:rPr>
-      </w:pPr>
-      <w:r>
-        <w:rPr>
-          <w:rFonts w:ascii="Helvetica Neue" w:cs="Helvetica Neue" w:eastAsia="Helvetica Neue" w:hAnsi="Helvetica Neue"/>
+          <w:rFonts w:ascii="Arial" w:cs="Arial" w:eastAsia="Arial" w:hAnsi="Arial"/>
+          <w:sz w:val="24"/>
+          <w:szCs w:val="24"/>
+        </w:rPr>
+      </w:pPr>
+      <w:r>
+        <w:rPr>
+          <w:rFonts w:ascii="Arial" w:cs="Arial" w:eastAsia="Arial" w:hAnsi="Arial"/>
           <w:sz w:val="24"/>
           <w:szCs w:val="24"/>
           <w:rtl w:val="0"/>
@@ -1268,14 +1268,14 @@
         <w:ind w:left="-992" w:firstLine="0"/>
         <w:jc w:val="both"/>
         <w:rPr>
-          <w:rFonts w:ascii="Helvetica Neue" w:cs="Helvetica Neue" w:eastAsia="Helvetica Neue" w:hAnsi="Helvetica Neue"/>
-          <w:sz w:val="24"/>
-          <w:szCs w:val="24"/>
-        </w:rPr>
-      </w:pPr>
-      <w:r>
-        <w:rPr>
-          <w:rFonts w:ascii="Helvetica Neue" w:cs="Helvetica Neue" w:eastAsia="Helvetica Neue" w:hAnsi="Helvetica Neue"/>
+          <w:rFonts w:ascii="Arial" w:cs="Arial" w:eastAsia="Arial" w:hAnsi="Arial"/>
+          <w:sz w:val="24"/>
+          <w:szCs w:val="24"/>
+        </w:rPr>
+      </w:pPr>
+      <w:r>
+        <w:rPr>
+          <w:rFonts w:ascii="Arial" w:cs="Arial" w:eastAsia="Arial" w:hAnsi="Arial"/>
           <w:sz w:val="24"/>
           <w:szCs w:val="24"/>
           <w:rtl w:val="0"/>
@@ -1295,7 +1295,7 @@
         <w:spacing w:after="0" w:line="240" w:lineRule="auto"/>
         <w:ind w:left="-992" w:firstLine="0"/>
         <w:rPr>
-          <w:rFonts w:ascii="Helvetica Neue" w:cs="Helvetica Neue" w:eastAsia="Helvetica Neue" w:hAnsi="Helvetica Neue"/>
+          <w:rFonts w:ascii="Arial" w:cs="Arial" w:eastAsia="Arial" w:hAnsi="Arial"/>
           <w:b w:val="1"/>
         </w:rPr>
       </w:pPr>
@@ -1318,7 +1318,7 @@
         <w:ind w:left="-992" w:firstLine="0"/>
         <w:jc w:val="center"/>
         <w:rPr>
-          <w:rFonts w:ascii="Helvetica Neue" w:cs="Helvetica Neue" w:eastAsia="Helvetica Neue" w:hAnsi="Helvetica Neue"/>
+          <w:rFonts w:ascii="Arial" w:cs="Arial" w:eastAsia="Arial" w:hAnsi="Arial"/>
           <w:b w:val="1"/>
         </w:rPr>
       </w:pPr>
@@ -1341,7 +1341,7 @@
         <w:ind w:left="-992" w:firstLine="0"/>
         <w:jc w:val="center"/>
         <w:rPr>
-          <w:rFonts w:ascii="Helvetica Neue" w:cs="Helvetica Neue" w:eastAsia="Helvetica Neue" w:hAnsi="Helvetica Neue"/>
+          <w:rFonts w:ascii="Arial" w:cs="Arial" w:eastAsia="Arial" w:hAnsi="Arial"/>
           <w:b w:val="1"/>
           <w:sz w:val="24"/>
           <w:szCs w:val="24"/>
@@ -1349,7 +1349,7 @@
       </w:pPr>
       <w:r>
         <w:rPr>
-          <w:rFonts w:ascii="Helvetica Neue" w:cs="Helvetica Neue" w:eastAsia="Helvetica Neue" w:hAnsi="Helvetica Neue"/>
+          <w:rFonts w:ascii="Arial" w:cs="Arial" w:eastAsia="Arial" w:hAnsi="Arial"/>
           <w:b w:val="1"/>
           <w:sz w:val="24"/>
           <w:szCs w:val="24"/>
@@ -1371,36 +1371,36 @@
         <w:ind w:left="-992" w:firstLine="0"/>
         <w:jc w:val="both"/>
         <w:rPr>
-          <w:rFonts w:ascii="Helvetica Neue" w:cs="Helvetica Neue" w:eastAsia="Helvetica Neue" w:hAnsi="Helvetica Neue"/>
-        </w:rPr>
-      </w:pPr>
-      <w:r>
-        <w:rPr>
-          <w:rtl w:val="0"/>
-        </w:rPr>
-      </w:r>
-    </w:p>
-    <w:p>
-      <w:pPr>
-        <w:pBdr>
-          <w:top w:space="0" w:sz="0" w:val="nil"/>
-          <w:left w:space="0" w:sz="0" w:val="nil"/>
-          <w:bottom w:space="0" w:sz="0" w:val="nil"/>
-          <w:right w:space="0" w:sz="0" w:val="nil"/>
-          <w:between w:space="0" w:sz="0" w:val="nil"/>
-        </w:pBdr>
-        <w:spacing w:after="0" w:line="240" w:lineRule="auto"/>
-        <w:ind w:left="-992" w:firstLine="0"/>
-        <w:jc w:val="both"/>
-        <w:rPr>
-          <w:rFonts w:ascii="Helvetica Neue" w:cs="Helvetica Neue" w:eastAsia="Helvetica Neue" w:hAnsi="Helvetica Neue"/>
-          <w:sz w:val="24"/>
-          <w:szCs w:val="24"/>
-        </w:rPr>
-      </w:pPr>
-      <w:r>
-        <w:rPr>
-          <w:rFonts w:ascii="Helvetica Neue" w:cs="Helvetica Neue" w:eastAsia="Helvetica Neue" w:hAnsi="Helvetica Neue"/>
+          <w:rFonts w:ascii="Arial" w:cs="Arial" w:eastAsia="Arial" w:hAnsi="Arial"/>
+        </w:rPr>
+      </w:pPr>
+      <w:r>
+        <w:rPr>
+          <w:rtl w:val="0"/>
+        </w:rPr>
+      </w:r>
+    </w:p>
+    <w:p>
+      <w:pPr>
+        <w:pBdr>
+          <w:top w:space="0" w:sz="0" w:val="nil"/>
+          <w:left w:space="0" w:sz="0" w:val="nil"/>
+          <w:bottom w:space="0" w:sz="0" w:val="nil"/>
+          <w:right w:space="0" w:sz="0" w:val="nil"/>
+          <w:between w:space="0" w:sz="0" w:val="nil"/>
+        </w:pBdr>
+        <w:spacing w:after="0" w:line="240" w:lineRule="auto"/>
+        <w:ind w:left="-992" w:firstLine="0"/>
+        <w:jc w:val="both"/>
+        <w:rPr>
+          <w:rFonts w:ascii="Arial" w:cs="Arial" w:eastAsia="Arial" w:hAnsi="Arial"/>
+          <w:sz w:val="24"/>
+          <w:szCs w:val="24"/>
+        </w:rPr>
+      </w:pPr>
+      <w:r>
+        <w:rPr>
+          <w:rFonts w:ascii="Arial" w:cs="Arial" w:eastAsia="Arial" w:hAnsi="Arial"/>
           <w:sz w:val="24"/>
           <w:szCs w:val="24"/>
           <w:rtl w:val="0"/>
@@ -1421,14 +1421,14 @@
         <w:ind w:left="-992" w:firstLine="0"/>
         <w:jc w:val="both"/>
         <w:rPr>
-          <w:rFonts w:ascii="Helvetica Neue" w:cs="Helvetica Neue" w:eastAsia="Helvetica Neue" w:hAnsi="Helvetica Neue"/>
-          <w:sz w:val="24"/>
-          <w:szCs w:val="24"/>
-        </w:rPr>
-      </w:pPr>
-      <w:r>
-        <w:rPr>
-          <w:rFonts w:ascii="Helvetica Neue" w:cs="Helvetica Neue" w:eastAsia="Helvetica Neue" w:hAnsi="Helvetica Neue"/>
+          <w:rFonts w:ascii="Arial" w:cs="Arial" w:eastAsia="Arial" w:hAnsi="Arial"/>
+          <w:sz w:val="24"/>
+          <w:szCs w:val="24"/>
+        </w:rPr>
+      </w:pPr>
+      <w:r>
+        <w:rPr>
+          <w:rFonts w:ascii="Arial" w:cs="Arial" w:eastAsia="Arial" w:hAnsi="Arial"/>
           <w:sz w:val="24"/>
           <w:szCs w:val="24"/>
           <w:rtl w:val="0"/>
@@ -1449,14 +1449,14 @@
         <w:ind w:left="-992" w:firstLine="0"/>
         <w:jc w:val="both"/>
         <w:rPr>
-          <w:rFonts w:ascii="Helvetica Neue" w:cs="Helvetica Neue" w:eastAsia="Helvetica Neue" w:hAnsi="Helvetica Neue"/>
-          <w:sz w:val="24"/>
-          <w:szCs w:val="24"/>
-        </w:rPr>
-      </w:pPr>
-      <w:r>
-        <w:rPr>
-          <w:rFonts w:ascii="Helvetica Neue" w:cs="Helvetica Neue" w:eastAsia="Helvetica Neue" w:hAnsi="Helvetica Neue"/>
+          <w:rFonts w:ascii="Arial" w:cs="Arial" w:eastAsia="Arial" w:hAnsi="Arial"/>
+          <w:sz w:val="24"/>
+          <w:szCs w:val="24"/>
+        </w:rPr>
+      </w:pPr>
+      <w:r>
+        <w:rPr>
+          <w:rFonts w:ascii="Arial" w:cs="Arial" w:eastAsia="Arial" w:hAnsi="Arial"/>
           <w:sz w:val="24"/>
           <w:szCs w:val="24"/>
           <w:rtl w:val="0"/>
@@ -1476,14 +1476,14 @@
         <w:spacing w:after="0" w:line="240" w:lineRule="auto"/>
         <w:ind w:left="-992" w:firstLine="0"/>
         <w:rPr>
-          <w:rFonts w:ascii="Helvetica Neue" w:cs="Helvetica Neue" w:eastAsia="Helvetica Neue" w:hAnsi="Helvetica Neue"/>
-          <w:sz w:val="24"/>
-          <w:szCs w:val="24"/>
-        </w:rPr>
-      </w:pPr>
-      <w:r>
-        <w:rPr>
-          <w:rFonts w:ascii="Helvetica Neue" w:cs="Helvetica Neue" w:eastAsia="Helvetica Neue" w:hAnsi="Helvetica Neue"/>
+          <w:rFonts w:ascii="Arial" w:cs="Arial" w:eastAsia="Arial" w:hAnsi="Arial"/>
+          <w:sz w:val="24"/>
+          <w:szCs w:val="24"/>
+        </w:rPr>
+      </w:pPr>
+      <w:r>
+        <w:rPr>
+          <w:rFonts w:ascii="Arial" w:cs="Arial" w:eastAsia="Arial" w:hAnsi="Arial"/>
           <w:sz w:val="24"/>
           <w:szCs w:val="24"/>
           <w:rtl w:val="0"/>
@@ -1503,53 +1503,53 @@
         <w:spacing w:after="0" w:line="240" w:lineRule="auto"/>
         <w:ind w:left="-992" w:firstLine="0"/>
         <w:rPr>
-          <w:rFonts w:ascii="Helvetica Neue" w:cs="Helvetica Neue" w:eastAsia="Helvetica Neue" w:hAnsi="Helvetica Neue"/>
-          <w:sz w:val="24"/>
-          <w:szCs w:val="24"/>
-        </w:rPr>
-      </w:pPr>
-      <w:r>
-        <w:rPr>
-          <w:rtl w:val="0"/>
-        </w:rPr>
-      </w:r>
-    </w:p>
-    <w:p>
-      <w:pPr>
-        <w:pBdr>
-          <w:top w:space="0" w:sz="0" w:val="nil"/>
-          <w:left w:space="0" w:sz="0" w:val="nil"/>
-          <w:bottom w:space="0" w:sz="0" w:val="nil"/>
-          <w:right w:space="0" w:sz="0" w:val="nil"/>
-          <w:between w:space="0" w:sz="0" w:val="nil"/>
-        </w:pBdr>
-        <w:spacing w:after="0" w:line="240" w:lineRule="auto"/>
-        <w:ind w:left="-992" w:firstLine="0"/>
-        <w:rPr>
-          <w:rFonts w:ascii="Helvetica Neue" w:cs="Helvetica Neue" w:eastAsia="Helvetica Neue" w:hAnsi="Helvetica Neue"/>
-          <w:sz w:val="24"/>
-          <w:szCs w:val="24"/>
-        </w:rPr>
-      </w:pPr>
-      <w:r>
-        <w:rPr>
-          <w:rtl w:val="0"/>
-        </w:rPr>
-      </w:r>
-    </w:p>
-    <w:p>
-      <w:pPr>
-        <w:pBdr>
-          <w:top w:space="0" w:sz="0" w:val="nil"/>
-          <w:left w:space="0" w:sz="0" w:val="nil"/>
-          <w:bottom w:space="0" w:sz="0" w:val="nil"/>
-          <w:right w:space="0" w:sz="0" w:val="nil"/>
-          <w:between w:space="0" w:sz="0" w:val="nil"/>
-        </w:pBdr>
-        <w:spacing w:after="0" w:line="240" w:lineRule="auto"/>
-        <w:ind w:left="-992" w:firstLine="0"/>
-        <w:rPr>
-          <w:rFonts w:ascii="Helvetica Neue" w:cs="Helvetica Neue" w:eastAsia="Helvetica Neue" w:hAnsi="Helvetica Neue"/>
+          <w:rFonts w:ascii="Arial" w:cs="Arial" w:eastAsia="Arial" w:hAnsi="Arial"/>
+          <w:sz w:val="24"/>
+          <w:szCs w:val="24"/>
+        </w:rPr>
+      </w:pPr>
+      <w:r>
+        <w:rPr>
+          <w:rtl w:val="0"/>
+        </w:rPr>
+      </w:r>
+    </w:p>
+    <w:p>
+      <w:pPr>
+        <w:pBdr>
+          <w:top w:space="0" w:sz="0" w:val="nil"/>
+          <w:left w:space="0" w:sz="0" w:val="nil"/>
+          <w:bottom w:space="0" w:sz="0" w:val="nil"/>
+          <w:right w:space="0" w:sz="0" w:val="nil"/>
+          <w:between w:space="0" w:sz="0" w:val="nil"/>
+        </w:pBdr>
+        <w:spacing w:after="0" w:line="240" w:lineRule="auto"/>
+        <w:ind w:left="-992" w:firstLine="0"/>
+        <w:rPr>
+          <w:rFonts w:ascii="Arial" w:cs="Arial" w:eastAsia="Arial" w:hAnsi="Arial"/>
+          <w:sz w:val="24"/>
+          <w:szCs w:val="24"/>
+        </w:rPr>
+      </w:pPr>
+      <w:r>
+        <w:rPr>
+          <w:rtl w:val="0"/>
+        </w:rPr>
+      </w:r>
+    </w:p>
+    <w:p>
+      <w:pPr>
+        <w:pBdr>
+          <w:top w:space="0" w:sz="0" w:val="nil"/>
+          <w:left w:space="0" w:sz="0" w:val="nil"/>
+          <w:bottom w:space="0" w:sz="0" w:val="nil"/>
+          <w:right w:space="0" w:sz="0" w:val="nil"/>
+          <w:between w:space="0" w:sz="0" w:val="nil"/>
+        </w:pBdr>
+        <w:spacing w:after="0" w:line="240" w:lineRule="auto"/>
+        <w:ind w:left="-992" w:firstLine="0"/>
+        <w:rPr>
+          <w:rFonts w:ascii="Arial" w:cs="Arial" w:eastAsia="Arial" w:hAnsi="Arial"/>
           <w:sz w:val="24"/>
           <w:szCs w:val="24"/>
         </w:rPr>
@@ -1573,7 +1573,7 @@
         <w:ind w:left="-992" w:firstLine="0"/>
         <w:jc w:val="center"/>
         <w:rPr>
-          <w:rFonts w:ascii="Helvetica Neue" w:cs="Helvetica Neue" w:eastAsia="Helvetica Neue" w:hAnsi="Helvetica Neue"/>
+          <w:rFonts w:ascii="Arial" w:cs="Arial" w:eastAsia="Arial" w:hAnsi="Arial"/>
           <w:b w:val="1"/>
           <w:sz w:val="24"/>
           <w:szCs w:val="24"/>
@@ -1581,7 +1581,7 @@
       </w:pPr>
       <w:r>
         <w:rPr>
-          <w:rFonts w:ascii="Helvetica Neue" w:cs="Helvetica Neue" w:eastAsia="Helvetica Neue" w:hAnsi="Helvetica Neue"/>
+          <w:rFonts w:ascii="Arial" w:cs="Arial" w:eastAsia="Arial" w:hAnsi="Arial"/>
           <w:b w:val="1"/>
           <w:sz w:val="24"/>
           <w:szCs w:val="24"/>
@@ -1603,7 +1603,7 @@
         <w:ind w:left="-992" w:firstLine="0"/>
         <w:jc w:val="center"/>
         <w:rPr>
-          <w:rFonts w:ascii="Helvetica Neue" w:cs="Helvetica Neue" w:eastAsia="Helvetica Neue" w:hAnsi="Helvetica Neue"/>
+          <w:rFonts w:ascii="Arial" w:cs="Arial" w:eastAsia="Arial" w:hAnsi="Arial"/>
           <w:b w:val="1"/>
           <w:sz w:val="24"/>
           <w:szCs w:val="24"/>
@@ -1747,7 +1747,7 @@
         </w:pBdr>
         <w:spacing w:after="0" w:line="240" w:lineRule="auto"/>
         <w:rPr>
-          <w:rFonts w:ascii="Helvetica Neue" w:cs="Helvetica Neue" w:eastAsia="Helvetica Neue" w:hAnsi="Helvetica Neue"/>
+          <w:rFonts w:ascii="Arial" w:cs="Arial" w:eastAsia="Arial" w:hAnsi="Arial"/>
         </w:rPr>
       </w:pPr>
       <w:r>
@@ -1787,7 +1787,7 @@
       </w:tabs>
       <w:spacing w:after="0" w:line="240" w:lineRule="auto"/>
       <w:rPr>
-        <w:rFonts w:ascii="Helvetica Neue" w:cs="Helvetica Neue" w:eastAsia="Helvetica Neue" w:hAnsi="Helvetica Neue"/>
+        <w:rFonts w:ascii="Arial" w:cs="Arial" w:eastAsia="Arial" w:hAnsi="Arial"/>
         <w:sz w:val="24"/>
         <w:szCs w:val="24"/>
       </w:rPr>
@@ -1875,7 +1875,7 @@
       </w:tabs>
       <w:spacing w:after="0" w:line="240" w:lineRule="auto"/>
       <w:rPr>
-        <w:rFonts w:ascii="Helvetica Neue" w:cs="Helvetica Neue" w:eastAsia="Helvetica Neue" w:hAnsi="Helvetica Neue"/>
+        <w:rFonts w:ascii="Arial" w:cs="Arial" w:eastAsia="Arial" w:hAnsi="Arial"/>
         <w:sz w:val="24"/>
         <w:szCs w:val="24"/>
       </w:rPr>
@@ -2097,9 +2097,9 @@
   <w:docDefaults>
     <w:rPrDefault>
       <w:rPr>
-        <w:rFonts w:ascii="Calibri" w:cs="Calibri" w:eastAsia="Calibri" w:hAnsi="Calibri"/>
-        <w:sz w:val="22"/>
-        <w:szCs w:val="22"/>
+        <w:rFonts w:ascii="Arial" w:cs="Arial" w:eastAsia="Arial" w:hAnsi="Arial"/>
+        <w:sz w:val="24"/>
+        <w:szCs w:val="24"/>
         <w:lang w:val="ru-RU"/>
       </w:rPr>
     </w:rPrDefault>
